--- a/output/doc/Startup Operational Excellence-Uncle Robert narrative draft.docx
+++ b/output/doc/Startup Operational Excellence-Uncle Robert narrative draft.docx
@@ -32,7 +32,7 @@
           <w:b w:val="0"/>
           <w:sz w:val="24"/>
         </w:rPr>
-        <w:t>by Robert McCarthy</w:t>
+        <w:t>by Robert T. McCarthy</w:t>
       </w:r>
     </w:p>
     <w:p>
@@ -1318,7 +1318,7 @@
         <w:spacing w:after="160" w:line="259" w:lineRule="auto"/>
       </w:pPr>
       <w:r>
-        <w:t>Robert McCarthy is the founder of Uncle Robert Consulting LLC, a hands-on business consultancy focused on practical systems, collaborative implementation, and sustainable growth. His work blends formal business education, adult education, spiritual leadership, entrepreneurial experience, and a lifetime of wearing many hats: manager, teacher, preacher, pastor, coach, mentor, dad, uncle, consultant, and builder. His approach is simple: do not just hand people a roadmap. Walk the journey with them, build the system together, and leave them more capable than when the work began.</w:t>
+        <w:t>Robert T. McCarthy is the founder of Uncle Robert Consulting LLC, a hands-on business consultancy focused on practical systems, collaborative implementation, and sustainable growth. His work blends formal business education, adult education, spiritual leadership, entrepreneurial experience, and a lifetime of wearing many hats: manager, teacher, preacher, pastor, coach, mentor, dad, uncle, consultant, and builder. His approach is simple: do not just hand people a roadmap. Walk the journey with them, build the system together, and leave them more capable than when the work began.</w:t>
       </w:r>
     </w:p>
     <w:sectPr>
